--- a/assets/downloads/FelipheBlatt-2022.docx
+++ b/assets/downloads/FelipheBlatt-2022.docx
@@ -126,6 +126,8 @@
         <w:rPr>
           <w:rFonts w:ascii="Calibri" w:eastAsia="Calibri" w:hAnsi="Calibri" w:cs="Calibri"/>
           <w:b/>
+          <w:bCs/>
+          <w:u w:val="single"/>
         </w:rPr>
       </w:pPr>
       <w:r>
@@ -139,10 +141,10 @@
         <w:r>
           <w:rPr>
             <w:rStyle w:val="Hyperlink"/>
-            <w:rFonts w:ascii="Calibri" w:eastAsia="Calibri" w:hAnsi="Calibri" w:cs="Calibri"/>
             <w:b/>
+            <w:bCs/>
           </w:rPr>
-          <w:t>https://www.linkedin.com/in/feliphe-blatt-974b09133/</w:t>
+          <w:t>https://www.linkedin.com/in/feliphe-blatt/</w:t>
         </w:r>
       </w:hyperlink>
     </w:p>
@@ -378,6 +380,7 @@
         </w:rPr>
         <w:t>C++ (</w:t>
       </w:r>
+      <w:proofErr w:type="gramStart"/>
       <w:r>
         <w:rPr>
           <w:rFonts w:ascii="Calibri" w:eastAsia="Calibri" w:hAnsi="Calibri" w:cs="Calibri"/>
@@ -401,7 +404,14 @@
         <w:rPr>
           <w:rFonts w:ascii="Calibri" w:eastAsia="Calibri" w:hAnsi="Calibri" w:cs="Calibri"/>
         </w:rPr>
-        <w:t>back-end</w:t>
+        <w:t>back</w:t>
+      </w:r>
+      <w:proofErr w:type="gramEnd"/>
+      <w:r>
+        <w:rPr>
+          <w:rFonts w:ascii="Calibri" w:eastAsia="Calibri" w:hAnsi="Calibri" w:cs="Calibri"/>
+        </w:rPr>
+        <w:t>-end</w:t>
       </w:r>
       <w:proofErr w:type="spellEnd"/>
       <w:r>

--- a/assets/downloads/FelipheBlatt-2022.docx
+++ b/assets/downloads/FelipheBlatt-2022.docx
@@ -85,8 +85,9 @@
         <w:spacing w:after="0" w:line="240" w:lineRule="auto"/>
         <w:jc w:val="center"/>
         <w:rPr>
-          <w:rFonts w:ascii="Calibri" w:eastAsia="Calibri" w:hAnsi="Calibri" w:cs="Calibri"/>
-          <w:bCs/>
+          <w:rStyle w:val="Hyperlink"/>
+          <w:rFonts w:ascii="Calibri" w:eastAsia="Calibri" w:hAnsi="Calibri" w:cs="Calibri"/>
+          <w:b/>
         </w:rPr>
       </w:pPr>
       <w:proofErr w:type="spellStart"/>
@@ -125,8 +126,38 @@
         <w:jc w:val="center"/>
         <w:rPr>
           <w:rFonts w:ascii="Calibri" w:eastAsia="Calibri" w:hAnsi="Calibri" w:cs="Calibri"/>
-          <w:b/>
           <w:bCs/>
+        </w:rPr>
+      </w:pPr>
+      <w:r>
+        <w:rPr>
+          <w:rFonts w:ascii="Calibri" w:eastAsia="Calibri" w:hAnsi="Calibri" w:cs="Calibri"/>
+          <w:b/>
+        </w:rPr>
+        <w:t xml:space="preserve">Portfólio: </w:t>
+      </w:r>
+      <w:hyperlink r:id="rId7" w:history="1">
+        <w:r>
+          <w:rPr>
+            <w:rStyle w:val="Hyperlink"/>
+            <w:rFonts w:ascii="Calibri" w:eastAsia="Calibri" w:hAnsi="Calibri" w:cs="Calibri"/>
+            <w:b/>
+          </w:rPr>
+          <w:t>https://feliphe-blatt.github.io/portfolio/</w:t>
+        </w:r>
+      </w:hyperlink>
+    </w:p>
+    <w:p>
+      <w:pPr>
+        <w:tabs>
+          <w:tab w:val="left" w:pos="4962"/>
+        </w:tabs>
+        <w:spacing w:after="0" w:line="240" w:lineRule="auto"/>
+        <w:jc w:val="center"/>
+        <w:rPr>
+          <w:rFonts w:ascii="Calibri" w:eastAsia="Calibri" w:hAnsi="Calibri" w:cs="Calibri"/>
+          <w:b/>
+          <w:bCs/>
           <w:u w:val="single"/>
         </w:rPr>
       </w:pPr>
@@ -137,7 +168,7 @@
         </w:rPr>
         <w:t xml:space="preserve">LinkedIn: </w:t>
       </w:r>
-      <w:hyperlink r:id="rId7" w:history="1">
+      <w:hyperlink r:id="rId8" w:history="1">
         <w:r>
           <w:rPr>
             <w:rStyle w:val="Hyperlink"/>
@@ -999,6 +1030,7 @@
         <w:rPr>
           <w:rFonts w:ascii="Calibri" w:eastAsia="Calibri" w:hAnsi="Calibri" w:cs="Calibri"/>
         </w:rPr>
+        <w:lastRenderedPageBreak/>
         <w:t>Arduino IDE.</w:t>
       </w:r>
     </w:p>

--- a/assets/downloads/FelipheBlatt-2022.docx
+++ b/assets/downloads/FelipheBlatt-2022.docx
@@ -376,16 +376,6 @@
     <w:p>
       <w:pPr>
         <w:spacing w:after="0" w:line="240" w:lineRule="auto"/>
-        <w:jc w:val="both"/>
-        <w:rPr>
-          <w:rFonts w:ascii="Calibri" w:eastAsia="Calibri" w:hAnsi="Calibri" w:cs="Calibri"/>
-        </w:rPr>
-      </w:pPr>
-    </w:p>
-    <w:p>
-      <w:pPr>
-        <w:spacing w:after="0" w:line="240" w:lineRule="auto"/>
-        <w:jc w:val="both"/>
         <w:rPr>
           <w:rFonts w:ascii="Calibri" w:eastAsia="Calibri" w:hAnsi="Calibri" w:cs="Calibri"/>
         </w:rPr>
@@ -657,11 +647,28 @@
     <w:p>
       <w:pPr>
         <w:spacing w:after="0" w:line="240" w:lineRule="auto"/>
+        <w:rPr>
+          <w:rFonts w:ascii="Calibri" w:eastAsia="Calibri" w:hAnsi="Calibri" w:cs="Calibri"/>
+          <w:b/>
+          <w:color w:val="000000"/>
+          <w:u w:val="single"/>
+        </w:rPr>
+      </w:pPr>
+    </w:p>
+    <w:p>
+      <w:pPr>
+        <w:spacing w:after="0" w:line="240" w:lineRule="auto"/>
         <w:ind w:right="-199"/>
         <w:rPr>
           <w:rFonts w:ascii="Calibri" w:eastAsia="Calibri" w:hAnsi="Calibri" w:cs="Calibri"/>
         </w:rPr>
       </w:pPr>
+      <w:r>
+        <w:rPr>
+          <w:rFonts w:ascii="Calibri" w:eastAsia="Calibri" w:hAnsi="Calibri" w:cs="Calibri"/>
+        </w:rPr>
+        <w:t>Ensino Médio integrado ao técnico de eletrotécnica - Ensino Médio completo e técnico incompleto cursado até 4° ano</w:t>
+      </w:r>
     </w:p>
     <w:p>
       <w:pPr>
@@ -675,36 +682,12 @@
         <w:rPr>
           <w:rFonts w:ascii="Calibri" w:eastAsia="Calibri" w:hAnsi="Calibri" w:cs="Calibri"/>
         </w:rPr>
-        <w:t>Ensino Médio integrado ao técnico de eletrotécnica - Ensino Médio completo e técnico incompleto cursado até 4° ano</w:t>
-      </w:r>
-    </w:p>
-    <w:p>
-      <w:pPr>
-        <w:spacing w:after="0" w:line="240" w:lineRule="auto"/>
-        <w:ind w:right="-199"/>
-        <w:rPr>
-          <w:rFonts w:ascii="Calibri" w:eastAsia="Calibri" w:hAnsi="Calibri" w:cs="Calibri"/>
-        </w:rPr>
-      </w:pPr>
-      <w:r>
-        <w:rPr>
-          <w:rFonts w:ascii="Calibri" w:eastAsia="Calibri" w:hAnsi="Calibri" w:cs="Calibri"/>
-        </w:rPr>
         <w:t>Instituto Federal da Paraíba - IFPB, Campus João Pessoa - PB</w:t>
       </w:r>
     </w:p>
     <w:p>
       <w:pPr>
         <w:spacing w:after="0" w:line="240" w:lineRule="auto"/>
-        <w:ind w:right="-199"/>
-        <w:rPr>
-          <w:rFonts w:ascii="Calibri" w:eastAsia="Calibri" w:hAnsi="Calibri" w:cs="Calibri"/>
-        </w:rPr>
-      </w:pPr>
-    </w:p>
-    <w:p>
-      <w:pPr>
-        <w:spacing w:after="0" w:line="240" w:lineRule="auto"/>
         <w:rPr>
           <w:rFonts w:ascii="Calibri" w:eastAsia="Calibri" w:hAnsi="Calibri" w:cs="Calibri"/>
           <w:color w:val="000000"/>
@@ -735,9 +718,11 @@
     <w:p>
       <w:pPr>
         <w:spacing w:after="0" w:line="240" w:lineRule="auto"/>
-        <w:ind w:right="-199"/>
-        <w:rPr>
-          <w:rFonts w:ascii="Calibri" w:eastAsia="Calibri" w:hAnsi="Calibri" w:cs="Calibri"/>
+        <w:rPr>
+          <w:rFonts w:ascii="Calibri" w:eastAsia="Calibri" w:hAnsi="Calibri" w:cs="Calibri"/>
+          <w:b/>
+          <w:color w:val="000000"/>
+          <w:u w:val="single"/>
         </w:rPr>
       </w:pPr>
     </w:p>
@@ -867,16 +852,6 @@
     </w:p>
     <w:p>
       <w:pPr>
-        <w:spacing w:after="0" w:line="240" w:lineRule="auto"/>
-        <w:rPr>
-          <w:rFonts w:ascii="Calibri" w:eastAsia="Calibri" w:hAnsi="Calibri" w:cs="Calibri"/>
-          <w:color w:val="000000"/>
-          <w:u w:val="single"/>
-        </w:rPr>
-      </w:pPr>
-    </w:p>
-    <w:p>
-      <w:pPr>
         <w:numPr>
           <w:ilvl w:val="0"/>
           <w:numId w:val="4"/>
@@ -1030,7 +1005,6 @@
         <w:rPr>
           <w:rFonts w:ascii="Calibri" w:eastAsia="Calibri" w:hAnsi="Calibri" w:cs="Calibri"/>
         </w:rPr>
-        <w:lastRenderedPageBreak/>
         <w:t>Arduino IDE.</w:t>
       </w:r>
     </w:p>
